--- a/Science Books/QED Course/Lesson 25 Lagrangian Density.docx
+++ b/Science Books/QED Course/Lesson 25 Lagrangian Density.docx
@@ -575,7 +575,91 @@
       <m:oMathPara>
         <m:oMath>
           <m:r>
-            <m:t xml:space="preserve">L = ∫ d³x ℒ,    S = ∫ dt L = ∫ d⁴x ℒ</m:t>
+            <m:t xml:space="preserve">L</m:t>
+          </m:r>
+          <m:r>
+            <m:t xml:space="preserve">=</m:t>
+          </m:r>
+          <m:r>
+            <m:t xml:space="preserve">∫</m:t>
+          </m:r>
+          <m:r>
+            <m:t xml:space="preserve"> </m:t>
+          </m:r>
+          <m:sSup>
+            <m:e>
+              <m:r>
+                <m:t xml:space="preserve">d</m:t>
+              </m:r>
+            </m:e>
+            <m:sup>
+              <m:r>
+                <m:t xml:space="preserve">3</m:t>
+              </m:r>
+            </m:sup>
+          </m:sSup>
+          <m:r>
+            <m:t xml:space="preserve">x</m:t>
+          </m:r>
+          <m:r>
+            <m:t xml:space="preserve"> </m:t>
+          </m:r>
+          <m:r>
+            <m:t xml:space="preserve">ℒ</m:t>
+          </m:r>
+          <m:r>
+            <m:t xml:space="preserve">,</m:t>
+          </m:r>
+          <m:r>
+            <m:t xml:space="preserve">S</m:t>
+          </m:r>
+          <m:r>
+            <m:t xml:space="preserve">=</m:t>
+          </m:r>
+          <m:r>
+            <m:t xml:space="preserve">∫</m:t>
+          </m:r>
+          <m:r>
+            <m:t xml:space="preserve"> </m:t>
+          </m:r>
+          <m:r>
+            <m:t xml:space="preserve">dt</m:t>
+          </m:r>
+          <m:r>
+            <m:t xml:space="preserve"> </m:t>
+          </m:r>
+          <m:r>
+            <m:t xml:space="preserve">L</m:t>
+          </m:r>
+          <m:r>
+            <m:t xml:space="preserve">=</m:t>
+          </m:r>
+          <m:r>
+            <m:t xml:space="preserve">∫</m:t>
+          </m:r>
+          <m:r>
+            <m:t xml:space="preserve"> </m:t>
+          </m:r>
+          <m:sSup>
+            <m:e>
+              <m:r>
+                <m:t xml:space="preserve">d</m:t>
+              </m:r>
+            </m:e>
+            <m:sup>
+              <m:r>
+                <m:t xml:space="preserve">4</m:t>
+              </m:r>
+            </m:sup>
+          </m:sSup>
+          <m:r>
+            <m:t xml:space="preserve">x</m:t>
+          </m:r>
+          <m:r>
+            <m:t xml:space="preserve"> </m:t>
+          </m:r>
+          <m:r>
+            <m:t xml:space="preserve">ℒ</m:t>
           </m:r>
         </m:oMath>
       </m:oMathPara>
@@ -923,8 +1007,104 @@
       <m:oMathPara>
         <m:oMath>
           <m:r>
-            <m:t xml:space="preserve">ℒ = (1/2) ∂_μφ ∂^μφ − (1/2) m² φ²</m:t>
+            <m:t xml:space="preserve">ℒ</m:t>
           </m:r>
+          <m:r>
+            <m:t xml:space="preserve">=</m:t>
+          </m:r>
+          <m:f>
+            <m:num>
+              <m:r>
+                <m:t xml:space="preserve">1</m:t>
+              </m:r>
+            </m:num>
+            <m:den>
+              <m:r>
+                <m:t xml:space="preserve">2</m:t>
+              </m:r>
+            </m:den>
+          </m:f>
+          <m:r>
+            <m:t xml:space="preserve"> </m:t>
+          </m:r>
+          <m:sSub>
+            <m:e>
+              <m:r>
+                <m:t xml:space="preserve">∂</m:t>
+              </m:r>
+            </m:e>
+            <m:sub>
+              <m:r>
+                <m:t xml:space="preserve">μ</m:t>
+              </m:r>
+            </m:sub>
+          </m:sSub>
+          <m:r>
+            <m:t xml:space="preserve">φ</m:t>
+          </m:r>
+          <m:r>
+            <m:t xml:space="preserve"> </m:t>
+          </m:r>
+          <m:sSup>
+            <m:e>
+              <m:r>
+                <m:t xml:space="preserve">∂</m:t>
+              </m:r>
+            </m:e>
+            <m:sup>
+              <m:r>
+                <m:t xml:space="preserve">μ</m:t>
+              </m:r>
+            </m:sup>
+          </m:sSup>
+          <m:r>
+            <m:t xml:space="preserve">φ</m:t>
+          </m:r>
+          <m:r>
+            <m:t xml:space="preserve">−</m:t>
+          </m:r>
+          <m:f>
+            <m:num>
+              <m:r>
+                <m:t xml:space="preserve">1</m:t>
+              </m:r>
+            </m:num>
+            <m:den>
+              <m:r>
+                <m:t xml:space="preserve">2</m:t>
+              </m:r>
+            </m:den>
+          </m:f>
+          <m:r>
+            <m:t xml:space="preserve"> </m:t>
+          </m:r>
+          <m:sSup>
+            <m:e>
+              <m:r>
+                <m:t xml:space="preserve">m</m:t>
+              </m:r>
+            </m:e>
+            <m:sup>
+              <m:r>
+                <m:t xml:space="preserve">2</m:t>
+              </m:r>
+            </m:sup>
+          </m:sSup>
+          <m:r>
+            <m:t xml:space="preserve"> </m:t>
+          </m:r>
+          <m:sSup>
+            <m:e>
+              <m:r>
+                <m:t xml:space="preserve">φ</m:t>
+              </m:r>
+            </m:e>
+            <m:sup>
+              <m:r>
+                <m:t xml:space="preserve">2</m:t>
+              </m:r>
+            </m:sup>
+          </m:sSup>
         </m:oMath>
       </m:oMathPara>
     </w:p>
@@ -954,8 +1134,145 @@
       <m:oMathPara>
         <m:oMath>
           <m:r>
-            <m:t xml:space="preserve">π = ∂ℒ/∂φ̇ = φ̇,    ℋ = πφ̇ − ℒ = (1/2)π² + (1/2)(∇φ)² + (1/2)m²φ²</m:t>
+            <m:t xml:space="preserve">π</m:t>
           </m:r>
+          <m:r>
+            <m:t xml:space="preserve">=</m:t>
+          </m:r>
+          <m:f>
+            <m:num>
+              <m:r>
+                <m:t xml:space="preserve">∂ℒ</m:t>
+              </m:r>
+            </m:num>
+            <m:den>
+              <m:r>
+                <m:t xml:space="preserve">∂φ̇</m:t>
+              </m:r>
+            </m:den>
+          </m:f>
+          <m:r>
+            <m:t xml:space="preserve">=</m:t>
+          </m:r>
+          <m:r>
+            <m:t xml:space="preserve">φ̇</m:t>
+          </m:r>
+          <m:r>
+            <m:t xml:space="preserve">,</m:t>
+          </m:r>
+          <m:r>
+            <m:t xml:space="preserve">ℋ</m:t>
+          </m:r>
+          <m:r>
+            <m:t xml:space="preserve">=</m:t>
+          </m:r>
+          <m:r>
+            <m:t xml:space="preserve">πφ̇</m:t>
+          </m:r>
+          <m:r>
+            <m:t xml:space="preserve">−</m:t>
+          </m:r>
+          <m:r>
+            <m:t xml:space="preserve">ℒ</m:t>
+          </m:r>
+          <m:r>
+            <m:t xml:space="preserve">=</m:t>
+          </m:r>
+          <m:f>
+            <m:num>
+              <m:r>
+                <m:t xml:space="preserve">1</m:t>
+              </m:r>
+            </m:num>
+            <m:den>
+              <m:r>
+                <m:t xml:space="preserve">2</m:t>
+              </m:r>
+            </m:den>
+          </m:f>
+          <m:sSup>
+            <m:e>
+              <m:r>
+                <m:t xml:space="preserve">π</m:t>
+              </m:r>
+            </m:e>
+            <m:sup>
+              <m:r>
+                <m:t xml:space="preserve">2</m:t>
+              </m:r>
+            </m:sup>
+          </m:sSup>
+          <m:r>
+            <m:t xml:space="preserve">+</m:t>
+          </m:r>
+          <m:f>
+            <m:num>
+              <m:r>
+                <m:t xml:space="preserve">1</m:t>
+              </m:r>
+            </m:num>
+            <m:den>
+              <m:r>
+                <m:t xml:space="preserve">2</m:t>
+              </m:r>
+            </m:den>
+          </m:f>
+          <m:sSup>
+            <m:e>
+              <m:d>
+                <m:dPr/>
+                <m:e>
+                  <m:r>
+                    <m:t xml:space="preserve">∇φ</m:t>
+                  </m:r>
+                </m:e>
+              </m:d>
+            </m:e>
+            <m:sup>
+              <m:r>
+                <m:t xml:space="preserve">2</m:t>
+              </m:r>
+            </m:sup>
+          </m:sSup>
+          <m:r>
+            <m:t xml:space="preserve">+</m:t>
+          </m:r>
+          <m:f>
+            <m:num>
+              <m:r>
+                <m:t xml:space="preserve">1</m:t>
+              </m:r>
+            </m:num>
+            <m:den>
+              <m:r>
+                <m:t xml:space="preserve">2</m:t>
+              </m:r>
+            </m:den>
+          </m:f>
+          <m:sSup>
+            <m:e>
+              <m:r>
+                <m:t xml:space="preserve">m</m:t>
+              </m:r>
+            </m:e>
+            <m:sup>
+              <m:r>
+                <m:t xml:space="preserve">2</m:t>
+              </m:r>
+            </m:sup>
+          </m:sSup>
+          <m:sSup>
+            <m:e>
+              <m:r>
+                <m:t xml:space="preserve">φ</m:t>
+              </m:r>
+            </m:e>
+            <m:sup>
+              <m:r>
+                <m:t xml:space="preserve">2</m:t>
+              </m:r>
+            </m:sup>
+          </m:sSup>
         </m:oMath>
       </m:oMathPara>
     </w:p>
@@ -984,9 +1301,113 @@
       </w:pPr>
       <m:oMathPara>
         <m:oMath>
+          <m:f>
+            <m:num>
+              <m:r>
+                <m:t xml:space="preserve">1</m:t>
+              </m:r>
+            </m:num>
+            <m:den>
+              <m:r>
+                <m:t xml:space="preserve">2</m:t>
+              </m:r>
+            </m:den>
+          </m:f>
+          <m:sSub>
+            <m:e>
+              <m:r>
+                <m:t xml:space="preserve">∂</m:t>
+              </m:r>
+            </m:e>
+            <m:sub>
+              <m:r>
+                <m:t xml:space="preserve">μ</m:t>
+              </m:r>
+            </m:sub>
+          </m:sSub>
+          <m:sSup>
+            <m:e>
+              <m:r>
+                <m:t xml:space="preserve">φ∂</m:t>
+              </m:r>
+            </m:e>
+            <m:sup>
+              <m:r>
+                <m:t xml:space="preserve">μ</m:t>
+              </m:r>
+            </m:sup>
+          </m:sSup>
           <m:r>
-            <m:t xml:space="preserve">(1/2)∂_μφ∂^μφ = −(1/2)φ□φ + (1/2)∂_μ(φ∂^μφ)</m:t>
+            <m:t xml:space="preserve">φ</m:t>
           </m:r>
+          <m:r>
+            <m:t xml:space="preserve">=</m:t>
+          </m:r>
+          <m:r>
+            <m:t xml:space="preserve">−</m:t>
+          </m:r>
+          <m:f>
+            <m:num>
+              <m:r>
+                <m:t xml:space="preserve">1</m:t>
+              </m:r>
+            </m:num>
+            <m:den>
+              <m:r>
+                <m:t xml:space="preserve">2</m:t>
+              </m:r>
+            </m:den>
+          </m:f>
+          <m:r>
+            <m:t xml:space="preserve">φ□φ</m:t>
+          </m:r>
+          <m:r>
+            <m:t xml:space="preserve">+</m:t>
+          </m:r>
+          <m:f>
+            <m:num>
+              <m:r>
+                <m:t xml:space="preserve">1</m:t>
+              </m:r>
+            </m:num>
+            <m:den>
+              <m:r>
+                <m:t xml:space="preserve">2</m:t>
+              </m:r>
+            </m:den>
+          </m:f>
+          <m:sSub>
+            <m:e>
+              <m:r>
+                <m:t xml:space="preserve">∂</m:t>
+              </m:r>
+            </m:e>
+            <m:sub>
+              <m:r>
+                <m:t xml:space="preserve">μ</m:t>
+              </m:r>
+            </m:sub>
+          </m:sSub>
+          <m:d>
+            <m:dPr/>
+            <m:e>
+              <m:sSup>
+                <m:e>
+                  <m:r>
+                    <m:t xml:space="preserve">φ∂</m:t>
+                  </m:r>
+                </m:e>
+                <m:sup>
+                  <m:r>
+                    <m:t xml:space="preserve">μ</m:t>
+                  </m:r>
+                </m:sup>
+              </m:sSup>
+              <m:r>
+                <m:t xml:space="preserve">φ</m:t>
+              </m:r>
+            </m:e>
+          </m:d>
         </m:oMath>
       </m:oMathPara>
     </w:p>
@@ -1042,7 +1463,64 @@
       <m:oMathPara>
         <m:oMath>
           <m:r>
-            <m:t xml:space="preserve">ℒ = ∂_μφ* ∂^μφ − m² φ*φ</m:t>
+            <m:t xml:space="preserve">ℒ</m:t>
+          </m:r>
+          <m:r>
+            <m:t xml:space="preserve">=</m:t>
+          </m:r>
+          <m:sSub>
+            <m:e>
+              <m:r>
+                <m:t xml:space="preserve">∂</m:t>
+              </m:r>
+            </m:e>
+            <m:sub>
+              <m:r>
+                <m:t xml:space="preserve">μ</m:t>
+              </m:r>
+            </m:sub>
+          </m:sSub>
+          <m:r>
+            <m:t xml:space="preserve">φ*</m:t>
+          </m:r>
+          <m:r>
+            <m:t xml:space="preserve"> </m:t>
+          </m:r>
+          <m:sSup>
+            <m:e>
+              <m:r>
+                <m:t xml:space="preserve">∂</m:t>
+              </m:r>
+            </m:e>
+            <m:sup>
+              <m:r>
+                <m:t xml:space="preserve">μ</m:t>
+              </m:r>
+            </m:sup>
+          </m:sSup>
+          <m:r>
+            <m:t xml:space="preserve">φ</m:t>
+          </m:r>
+          <m:r>
+            <m:t xml:space="preserve">−</m:t>
+          </m:r>
+          <m:sSup>
+            <m:e>
+              <m:r>
+                <m:t xml:space="preserve">m</m:t>
+              </m:r>
+            </m:e>
+            <m:sup>
+              <m:r>
+                <m:t xml:space="preserve">2</m:t>
+              </m:r>
+            </m:sup>
+          </m:sSup>
+          <m:r>
+            <m:t xml:space="preserve"> </m:t>
+          </m:r>
+          <m:r>
+            <m:t xml:space="preserve">φ*φ</m:t>
           </m:r>
         </m:oMath>
       </m:oMathPara>
@@ -1095,7 +1573,57 @@
       <m:oMathPara>
         <m:oMath>
           <m:r>
-            <m:t xml:space="preserve">ℒ = ψ̄ (iγ^μ∂_μ − m) ψ</m:t>
+            <m:t xml:space="preserve">ℒ</m:t>
+          </m:r>
+          <m:r>
+            <m:t xml:space="preserve">=</m:t>
+          </m:r>
+          <m:r>
+            <m:t xml:space="preserve">ψ̄</m:t>
+          </m:r>
+          <m:r>
+            <m:t xml:space="preserve"> </m:t>
+          </m:r>
+          <m:d>
+            <m:dPr/>
+            <m:e>
+              <m:sSup>
+                <m:e>
+                  <m:r>
+                    <m:t xml:space="preserve">iγ</m:t>
+                  </m:r>
+                </m:e>
+                <m:sup>
+                  <m:r>
+                    <m:t xml:space="preserve">μ</m:t>
+                  </m:r>
+                </m:sup>
+              </m:sSup>
+              <m:sSub>
+                <m:e>
+                  <m:r>
+                    <m:t xml:space="preserve">∂</m:t>
+                  </m:r>
+                </m:e>
+                <m:sub>
+                  <m:r>
+                    <m:t xml:space="preserve">μ</m:t>
+                  </m:r>
+                </m:sub>
+              </m:sSub>
+              <m:r>
+                <m:t xml:space="preserve">−</m:t>
+              </m:r>
+              <m:r>
+                <m:t xml:space="preserve">m</m:t>
+              </m:r>
+            </m:e>
+          </m:d>
+          <m:r>
+            <m:t xml:space="preserve"> </m:t>
+          </m:r>
+          <m:r>
+            <m:t xml:space="preserve">ψ</m:t>
           </m:r>
         </m:oMath>
       </m:oMathPara>
@@ -1125,9 +1653,186 @@
       </w:pPr>
       <m:oMathPara>
         <m:oMath>
+          <m:sSup>
+            <m:e>
+              <m:r>
+                <m:t xml:space="preserve">iψ̄γ</m:t>
+              </m:r>
+            </m:e>
+            <m:sup>
+              <m:r>
+                <m:t xml:space="preserve">μ</m:t>
+              </m:r>
+            </m:sup>
+          </m:sSup>
+          <m:sSub>
+            <m:e>
+              <m:r>
+                <m:t xml:space="preserve">∂</m:t>
+              </m:r>
+            </m:e>
+            <m:sub>
+              <m:r>
+                <m:t xml:space="preserve">μ</m:t>
+              </m:r>
+            </m:sub>
+          </m:sSub>
           <m:r>
-            <m:t xml:space="preserve">iψ̄γ^μ∂_μψ − [iψ̄γ^μ∂_μψ]* = iψ̄γ^μ∂_μψ + i(∂_μψ̄)γ^μψ = i ∂_μ(ψ̄γ^μψ)</m:t>
+            <m:t xml:space="preserve">ψ</m:t>
           </m:r>
+          <m:r>
+            <m:t xml:space="preserve">−</m:t>
+          </m:r>
+          <m:d>
+            <m:dPr>
+              <m:begChr m:val="["/>
+              <m:endChr m:val="]"/>
+            </m:dPr>
+            <m:e>
+              <m:sSup>
+                <m:e>
+                  <m:r>
+                    <m:t xml:space="preserve">iψ̄γ</m:t>
+                  </m:r>
+                </m:e>
+                <m:sup>
+                  <m:r>
+                    <m:t xml:space="preserve">μ</m:t>
+                  </m:r>
+                </m:sup>
+              </m:sSup>
+              <m:sSub>
+                <m:e>
+                  <m:r>
+                    <m:t xml:space="preserve">∂</m:t>
+                  </m:r>
+                </m:e>
+                <m:sub>
+                  <m:r>
+                    <m:t xml:space="preserve">μ</m:t>
+                  </m:r>
+                </m:sub>
+              </m:sSub>
+              <m:r>
+                <m:t xml:space="preserve">ψ</m:t>
+              </m:r>
+            </m:e>
+          </m:d>
+          <m:r>
+            <m:t xml:space="preserve">*</m:t>
+          </m:r>
+          <m:r>
+            <m:t xml:space="preserve">=</m:t>
+          </m:r>
+          <m:sSup>
+            <m:e>
+              <m:r>
+                <m:t xml:space="preserve">iψ̄γ</m:t>
+              </m:r>
+            </m:e>
+            <m:sup>
+              <m:r>
+                <m:t xml:space="preserve">μ</m:t>
+              </m:r>
+            </m:sup>
+          </m:sSup>
+          <m:sSub>
+            <m:e>
+              <m:r>
+                <m:t xml:space="preserve">∂</m:t>
+              </m:r>
+            </m:e>
+            <m:sub>
+              <m:r>
+                <m:t xml:space="preserve">μ</m:t>
+              </m:r>
+            </m:sub>
+          </m:sSub>
+          <m:r>
+            <m:t xml:space="preserve">ψ</m:t>
+          </m:r>
+          <m:r>
+            <m:t xml:space="preserve">+</m:t>
+          </m:r>
+          <m:r>
+            <m:t xml:space="preserve">i</m:t>
+          </m:r>
+          <m:d>
+            <m:dPr/>
+            <m:e>
+              <m:sSub>
+                <m:e>
+                  <m:r>
+                    <m:t xml:space="preserve">∂</m:t>
+                  </m:r>
+                </m:e>
+                <m:sub>
+                  <m:r>
+                    <m:t xml:space="preserve">μ</m:t>
+                  </m:r>
+                </m:sub>
+              </m:sSub>
+              <m:r>
+                <m:t xml:space="preserve">ψ̄</m:t>
+              </m:r>
+            </m:e>
+          </m:d>
+          <m:sSup>
+            <m:e>
+              <m:r>
+                <m:t xml:space="preserve">γ</m:t>
+              </m:r>
+            </m:e>
+            <m:sup>
+              <m:r>
+                <m:t xml:space="preserve">μ</m:t>
+              </m:r>
+            </m:sup>
+          </m:sSup>
+          <m:r>
+            <m:t xml:space="preserve">ψ</m:t>
+          </m:r>
+          <m:r>
+            <m:t xml:space="preserve">=</m:t>
+          </m:r>
+          <m:r>
+            <m:t xml:space="preserve">i</m:t>
+          </m:r>
+          <m:r>
+            <m:t xml:space="preserve"> </m:t>
+          </m:r>
+          <m:sSub>
+            <m:e>
+              <m:r>
+                <m:t xml:space="preserve">∂</m:t>
+              </m:r>
+            </m:e>
+            <m:sub>
+              <m:r>
+                <m:t xml:space="preserve">μ</m:t>
+              </m:r>
+            </m:sub>
+          </m:sSub>
+          <m:d>
+            <m:dPr/>
+            <m:e>
+              <m:sSup>
+                <m:e>
+                  <m:r>
+                    <m:t xml:space="preserve">ψ̄γ</m:t>
+                  </m:r>
+                </m:e>
+                <m:sup>
+                  <m:r>
+                    <m:t xml:space="preserve">μ</m:t>
+                  </m:r>
+                </m:sup>
+              </m:sSup>
+              <m:r>
+                <m:t xml:space="preserve">ψ</m:t>
+              </m:r>
+            </m:e>
+          </m:d>
         </m:oMath>
       </m:oMathPara>
     </w:p>
@@ -1156,8 +1861,38 @@
       </w:pPr>
       <m:oMathPara>
         <m:oMath>
+          <m:sSub>
+            <m:e>
+              <m:r>
+                <m:t xml:space="preserve">π</m:t>
+              </m:r>
+            </m:e>
+            <m:sub>
+              <m:r>
+                <m:t xml:space="preserve">ψ</m:t>
+              </m:r>
+            </m:sub>
+          </m:sSub>
           <m:r>
-            <m:t xml:space="preserve">π_ψ = ∂ℒ/∂ψ̇ = iψ†</m:t>
+            <m:t xml:space="preserve">=</m:t>
+          </m:r>
+          <m:f>
+            <m:num>
+              <m:r>
+                <m:t xml:space="preserve">∂ℒ</m:t>
+              </m:r>
+            </m:num>
+            <m:den>
+              <m:r>
+                <m:t xml:space="preserve">∂ψ̇</m:t>
+              </m:r>
+            </m:den>
+          </m:f>
+          <m:r>
+            <m:t xml:space="preserve">=</m:t>
+          </m:r>
+          <m:r>
+            <m:t xml:space="preserve">iψ†</m:t>
           </m:r>
         </m:oMath>
       </m:oMathPara>
@@ -1196,8 +1931,56 @@
       <m:oMathPara>
         <m:oMath>
           <m:r>
-            <m:t xml:space="preserve">ℒ = −(1/4) F_μν F^μν</m:t>
+            <m:t xml:space="preserve">ℒ</m:t>
           </m:r>
+          <m:r>
+            <m:t xml:space="preserve">=</m:t>
+          </m:r>
+          <m:r>
+            <m:t xml:space="preserve">−</m:t>
+          </m:r>
+          <m:f>
+            <m:num>
+              <m:r>
+                <m:t xml:space="preserve">1</m:t>
+              </m:r>
+            </m:num>
+            <m:den>
+              <m:r>
+                <m:t xml:space="preserve">4</m:t>
+              </m:r>
+            </m:den>
+          </m:f>
+          <m:r>
+            <m:t xml:space="preserve"> </m:t>
+          </m:r>
+          <m:sSub>
+            <m:e>
+              <m:r>
+                <m:t xml:space="preserve">F</m:t>
+              </m:r>
+            </m:e>
+            <m:sub>
+              <m:r>
+                <m:t xml:space="preserve">μν</m:t>
+              </m:r>
+            </m:sub>
+          </m:sSub>
+          <m:r>
+            <m:t xml:space="preserve"> </m:t>
+          </m:r>
+          <m:sSup>
+            <m:e>
+              <m:r>
+                <m:t xml:space="preserve">F</m:t>
+              </m:r>
+            </m:e>
+            <m:sup>
+              <m:r>
+                <m:t xml:space="preserve">μν</m:t>
+              </m:r>
+            </m:sup>
+          </m:sSup>
         </m:oMath>
       </m:oMathPara>
     </w:p>
@@ -1226,9 +2009,166 @@
       </w:pPr>
       <m:oMathPara>
         <m:oMath>
+          <m:sSub>
+            <m:e>
+              <m:r>
+                <m:t xml:space="preserve">F</m:t>
+              </m:r>
+            </m:e>
+            <m:sub>
+              <m:r>
+                <m:t xml:space="preserve">μν</m:t>
+              </m:r>
+            </m:sub>
+          </m:sSub>
           <m:r>
-            <m:t xml:space="preserve">F_μν F^μν = 2(B² − E²),    ℒ = −(1/4)F_μνF^μν = (1/2)(E² − B²)</m:t>
+            <m:t xml:space="preserve"> </m:t>
           </m:r>
+          <m:sSup>
+            <m:e>
+              <m:r>
+                <m:t xml:space="preserve">F</m:t>
+              </m:r>
+            </m:e>
+            <m:sup>
+              <m:r>
+                <m:t xml:space="preserve">μν</m:t>
+              </m:r>
+            </m:sup>
+          </m:sSup>
+          <m:r>
+            <m:t xml:space="preserve">=</m:t>
+          </m:r>
+          <m:r>
+            <m:t xml:space="preserve">2</m:t>
+          </m:r>
+          <m:d>
+            <m:dPr/>
+            <m:e>
+              <m:sSup>
+                <m:e>
+                  <m:r>
+                    <m:t xml:space="preserve">B</m:t>
+                  </m:r>
+                </m:e>
+                <m:sup>
+                  <m:r>
+                    <m:t xml:space="preserve">2</m:t>
+                  </m:r>
+                </m:sup>
+              </m:sSup>
+              <m:r>
+                <m:t xml:space="preserve">−</m:t>
+              </m:r>
+              <m:sSup>
+                <m:e>
+                  <m:r>
+                    <m:t xml:space="preserve">E</m:t>
+                  </m:r>
+                </m:e>
+                <m:sup>
+                  <m:r>
+                    <m:t xml:space="preserve">2</m:t>
+                  </m:r>
+                </m:sup>
+              </m:sSup>
+            </m:e>
+          </m:d>
+          <m:r>
+            <m:t xml:space="preserve">,</m:t>
+          </m:r>
+          <m:r>
+            <m:t xml:space="preserve">ℒ</m:t>
+          </m:r>
+          <m:r>
+            <m:t xml:space="preserve">=</m:t>
+          </m:r>
+          <m:r>
+            <m:t xml:space="preserve">−</m:t>
+          </m:r>
+          <m:f>
+            <m:num>
+              <m:r>
+                <m:t xml:space="preserve">1</m:t>
+              </m:r>
+            </m:num>
+            <m:den>
+              <m:r>
+                <m:t xml:space="preserve">4</m:t>
+              </m:r>
+            </m:den>
+          </m:f>
+          <m:sSub>
+            <m:e>
+              <m:r>
+                <m:t xml:space="preserve">F</m:t>
+              </m:r>
+            </m:e>
+            <m:sub>
+              <m:r>
+                <m:t xml:space="preserve">μν</m:t>
+              </m:r>
+            </m:sub>
+          </m:sSub>
+          <m:sSup>
+            <m:e>
+              <m:r>
+                <m:t xml:space="preserve">F</m:t>
+              </m:r>
+            </m:e>
+            <m:sup>
+              <m:r>
+                <m:t xml:space="preserve">μν</m:t>
+              </m:r>
+            </m:sup>
+          </m:sSup>
+          <m:r>
+            <m:t xml:space="preserve">=</m:t>
+          </m:r>
+          <m:f>
+            <m:num>
+              <m:r>
+                <m:t xml:space="preserve">1</m:t>
+              </m:r>
+            </m:num>
+            <m:den>
+              <m:r>
+                <m:t xml:space="preserve">2</m:t>
+              </m:r>
+            </m:den>
+          </m:f>
+          <m:d>
+            <m:dPr/>
+            <m:e>
+              <m:sSup>
+                <m:e>
+                  <m:r>
+                    <m:t xml:space="preserve">E</m:t>
+                  </m:r>
+                </m:e>
+                <m:sup>
+                  <m:r>
+                    <m:t xml:space="preserve">2</m:t>
+                  </m:r>
+                </m:sup>
+              </m:sSup>
+              <m:r>
+                <m:t xml:space="preserve">−</m:t>
+              </m:r>
+              <m:sSup>
+                <m:e>
+                  <m:r>
+                    <m:t xml:space="preserve">B</m:t>
+                  </m:r>
+                </m:e>
+                <m:sup>
+                  <m:r>
+                    <m:t xml:space="preserve">2</m:t>
+                  </m:r>
+                </m:sup>
+              </m:sSup>
+            </m:e>
+          </m:d>
         </m:oMath>
       </m:oMathPara>
     </w:p>
@@ -1271,7 +2211,141 @@
       <m:oMathPara>
         <m:oMath>
           <m:r>
-            <m:t xml:space="preserve">ℒ = −(1/4)F_μνF^μν − j^μA_μ = (1/2)(E² − B²) − ρφ + j·A</m:t>
+            <m:t xml:space="preserve">ℒ</m:t>
+          </m:r>
+          <m:r>
+            <m:t xml:space="preserve">=</m:t>
+          </m:r>
+          <m:r>
+            <m:t xml:space="preserve">−</m:t>
+          </m:r>
+          <m:f>
+            <m:num>
+              <m:r>
+                <m:t xml:space="preserve">1</m:t>
+              </m:r>
+            </m:num>
+            <m:den>
+              <m:r>
+                <m:t xml:space="preserve">4</m:t>
+              </m:r>
+            </m:den>
+          </m:f>
+          <m:sSub>
+            <m:e>
+              <m:r>
+                <m:t xml:space="preserve">F</m:t>
+              </m:r>
+            </m:e>
+            <m:sub>
+              <m:r>
+                <m:t xml:space="preserve">μν</m:t>
+              </m:r>
+            </m:sub>
+          </m:sSub>
+          <m:sSup>
+            <m:e>
+              <m:r>
+                <m:t xml:space="preserve">F</m:t>
+              </m:r>
+            </m:e>
+            <m:sup>
+              <m:r>
+                <m:t xml:space="preserve">μν</m:t>
+              </m:r>
+            </m:sup>
+          </m:sSup>
+          <m:r>
+            <m:t xml:space="preserve">−</m:t>
+          </m:r>
+          <m:sSup>
+            <m:e>
+              <m:r>
+                <m:t xml:space="preserve">j</m:t>
+              </m:r>
+            </m:e>
+            <m:sup>
+              <m:r>
+                <m:t xml:space="preserve">μ</m:t>
+              </m:r>
+            </m:sup>
+          </m:sSup>
+          <m:sSub>
+            <m:e>
+              <m:r>
+                <m:t xml:space="preserve">A</m:t>
+              </m:r>
+            </m:e>
+            <m:sub>
+              <m:r>
+                <m:t xml:space="preserve">μ</m:t>
+              </m:r>
+            </m:sub>
+          </m:sSub>
+          <m:r>
+            <m:t xml:space="preserve">=</m:t>
+          </m:r>
+          <m:f>
+            <m:num>
+              <m:r>
+                <m:t xml:space="preserve">1</m:t>
+              </m:r>
+            </m:num>
+            <m:den>
+              <m:r>
+                <m:t xml:space="preserve">2</m:t>
+              </m:r>
+            </m:den>
+          </m:f>
+          <m:d>
+            <m:dPr/>
+            <m:e>
+              <m:sSup>
+                <m:e>
+                  <m:r>
+                    <m:t xml:space="preserve">E</m:t>
+                  </m:r>
+                </m:e>
+                <m:sup>
+                  <m:r>
+                    <m:t xml:space="preserve">2</m:t>
+                  </m:r>
+                </m:sup>
+              </m:sSup>
+              <m:r>
+                <m:t xml:space="preserve">−</m:t>
+              </m:r>
+              <m:sSup>
+                <m:e>
+                  <m:r>
+                    <m:t xml:space="preserve">B</m:t>
+                  </m:r>
+                </m:e>
+                <m:sup>
+                  <m:r>
+                    <m:t xml:space="preserve">2</m:t>
+                  </m:r>
+                </m:sup>
+              </m:sSup>
+            </m:e>
+          </m:d>
+          <m:r>
+            <m:t xml:space="preserve">−</m:t>
+          </m:r>
+          <m:r>
+            <m:t xml:space="preserve">ρφ</m:t>
+          </m:r>
+          <m:r>
+            <m:t xml:space="preserve">+</m:t>
+          </m:r>
+          <m:r>
+            <m:t xml:space="preserve">j</m:t>
+          </m:r>
+          <m:r>
+            <m:t xml:space="preserve">·</m:t>
+          </m:r>
+          <m:r>
+            <m:t xml:space="preserve">A</m:t>
           </m:r>
         </m:oMath>
       </m:oMathPara>
